--- a/corpus/KVL Project/01 Management/Meetings/2025/KVL-CGC-100-MM-G-0007_P01 - Progress Meeting No. 7 Minutes.docx
+++ b/corpus/KVL Project/01 Management/Meetings/2025/KVL-CGC-100-MM-G-0007_P01 - Progress Meeting No. 7 Minutes.docx
@@ -569,7 +569,7 @@
           </w:tcPr>
           <w:p>
             <w:r>
-              <w:t>Trial holes found the water main about 0.6 m shallower than the utility records.</w:t>
+              <w:t>Trial holes found the water main about 0.6 m deeper than the utility records, close to the culvert roof.</w:t>
             </w:r>
           </w:p>
         </w:tc>
